--- a/report.docx
+++ b/report.docx
@@ -132,7 +132,15 @@
         <w:jc w:val="both"/>
       </w:pPr>
       <w:r>
-        <w:t>Retailers routinely issue digital coupons across categories such as Fashion, Electronics, Groceries, Books and Home &amp; Furniture, but a large share of these coupons are never redeemed. Coupon design is frequently guided by intuition rather than evidence — discount depth, validity period and minimum-purchase conditions are often set uniformly across customer segments, without knowing which of these levers actually move redemption behaviour for a given customer.</w:t>
+        <w:t xml:space="preserve">Retailers routinely issue digital coupons across categories such as Fashion, Electronics, Groceries, Books and Home &amp; Furniture, but a large share of these coupons are never redeemed. Coupon design is frequently guided by intuition rather than evidence — discount depth, validity period and minimum-purchase conditions are often set uniformly across customer segments, without knowing which of these levers actually move redemption </w:t>
+      </w:r>
+      <w:proofErr w:type="spellStart"/>
+      <w:r>
+        <w:t>behaviour</w:t>
+      </w:r>
+      <w:proofErr w:type="spellEnd"/>
+      <w:r>
+        <w:t xml:space="preserve"> for a given customer.</w:t>
       </w:r>
     </w:p>
     <w:p>
@@ -150,7 +158,15 @@
         <w:jc w:val="both"/>
       </w:pPr>
       <w:r>
-        <w:t>This case study analyses a digital coupon dataset to identify the demographic, behavioural and coupon-design factors that influence redemption, and to build a predictive model that estimates the likelihood that a given coupon will be redeemed.</w:t>
+        <w:t xml:space="preserve">This case study analyses a digital coupon dataset to identify the demographic, </w:t>
+      </w:r>
+      <w:proofErr w:type="spellStart"/>
+      <w:r>
+        <w:t>behavioural</w:t>
+      </w:r>
+      <w:proofErr w:type="spellEnd"/>
+      <w:r>
+        <w:t xml:space="preserve"> and coupon-design factors that influence redemption, and to build a predictive model that estimates the likelihood that a given coupon will be redeemed.</w:t>
       </w:r>
     </w:p>
     <w:p>
@@ -220,10 +236,23 @@
         <w:jc w:val="both"/>
       </w:pPr>
       <w:r>
-        <w:t>A working redemption model lets a retailer score coupons before they are sent — prioritising the offers most likely to convert instead of distributing them uniformly. This supports three concrete business uses: (1) allocating discount depth to the customers and categories where it will actually swing behaviour, (2) setting validity periods and minimum-purchase thresholds that do not unnecessarily suppress redemption, and (3) tailoring coupon category to each customer's preferred category rather than relying</w:t>
-      </w:r>
-      <w:r>
-        <w:t xml:space="preserve"> on a one-size-fits-all campaign.</w:t>
+        <w:t xml:space="preserve">A working redemption model lets a retailer score coupons before they are sent — </w:t>
+      </w:r>
+      <w:proofErr w:type="spellStart"/>
+      <w:r>
+        <w:t>prioritising</w:t>
+      </w:r>
+      <w:proofErr w:type="spellEnd"/>
+      <w:r>
+        <w:t xml:space="preserve"> the offers most likely to convert instead of distributing them uniformly. This supports three concrete business uses: (1) allocating discount depth to the customers and categories where it will actually swing </w:t>
+      </w:r>
+      <w:proofErr w:type="spellStart"/>
+      <w:r>
+        <w:t>behaviour</w:t>
+      </w:r>
+      <w:proofErr w:type="spellEnd"/>
+      <w:r>
+        <w:t>, (2) setting validity periods and minimum-purchase thresholds that do not unnecessarily suppress redemption, and (3) tailoring coupon category to each customer's preferred category rather than relying on a one-size-fits-all campaign.</w:t>
       </w:r>
     </w:p>
     <w:p>
@@ -231,6 +260,7 @@
         <w:pStyle w:val="Heading1"/>
       </w:pPr>
       <w:r>
+        <w:lastRenderedPageBreak/>
         <w:t>2. Data Collection and Dataset Description</w:t>
       </w:r>
     </w:p>
@@ -244,11 +274,146 @@
     </w:p>
     <w:p>
       <w:pPr>
-        <w:spacing w:after="140"/>
-        <w:jc w:val="both"/>
-      </w:pPr>
-      <w:r>
-        <w:t>The dataset was compiled as a digital-coupon issuance and redemption log, with each record representing one coupon issued to one customer along with the outcome (Redeemed: Yes/No). The raw data contained a mix of demographic fields, self-reported shopping behaviour and coupon-design parameters, collected in a format typical of a retail CRM/marketing-automation export.</w:t>
+        <w:pStyle w:val="Heading2"/>
+        <w:rPr>
+          <w:rFonts w:ascii="Calibri" w:eastAsiaTheme="minorEastAsia" w:hAnsi="Calibri" w:cstheme="minorBidi"/>
+          <w:b w:val="0"/>
+          <w:bCs w:val="0"/>
+          <w:color w:val="auto"/>
+          <w:sz w:val="22"/>
+          <w:szCs w:val="22"/>
+        </w:rPr>
+      </w:pPr>
+      <w:r>
+        <w:rPr>
+          <w:rFonts w:ascii="Calibri" w:eastAsiaTheme="minorEastAsia" w:hAnsi="Calibri" w:cstheme="minorBidi"/>
+          <w:b w:val="0"/>
+          <w:bCs w:val="0"/>
+          <w:color w:val="auto"/>
+          <w:sz w:val="22"/>
+          <w:szCs w:val="22"/>
+        </w:rPr>
+        <w:t xml:space="preserve">The dataset was compiled from two complementary sources. A structured survey was designed and distributed via Google Forms to collect a portion of the customer-level records — capturing self-reported demographic and </w:t>
+      </w:r>
+      <w:proofErr w:type="spellStart"/>
+      <w:r>
+        <w:rPr>
+          <w:rFonts w:ascii="Calibri" w:eastAsiaTheme="minorEastAsia" w:hAnsi="Calibri" w:cstheme="minorBidi"/>
+          <w:b w:val="0"/>
+          <w:bCs w:val="0"/>
+          <w:color w:val="auto"/>
+          <w:sz w:val="22"/>
+          <w:szCs w:val="22"/>
+        </w:rPr>
+        <w:t>behavioural</w:t>
+      </w:r>
+      <w:proofErr w:type="spellEnd"/>
+      <w:r>
+        <w:rPr>
+          <w:rFonts w:ascii="Calibri" w:eastAsiaTheme="minorEastAsia" w:hAnsi="Calibri" w:cstheme="minorBidi"/>
+          <w:b w:val="0"/>
+          <w:bCs w:val="0"/>
+          <w:color w:val="auto"/>
+          <w:sz w:val="22"/>
+          <w:szCs w:val="22"/>
+        </w:rPr>
+        <w:t xml:space="preserve"> attributes such as age group, gender, income band, purchase frequency, years of shopping, preferred product category, device used, and loyalty-program membership. The remaining records, together with the coupon-issuance and redemption fields (Discount_%, </w:t>
+      </w:r>
+      <w:proofErr w:type="spellStart"/>
+      <w:r>
+        <w:rPr>
+          <w:rFonts w:ascii="Calibri" w:eastAsiaTheme="minorEastAsia" w:hAnsi="Calibri" w:cstheme="minorBidi"/>
+          <w:b w:val="0"/>
+          <w:bCs w:val="0"/>
+          <w:color w:val="auto"/>
+          <w:sz w:val="22"/>
+          <w:szCs w:val="22"/>
+        </w:rPr>
+        <w:t>Validity_Days</w:t>
+      </w:r>
+      <w:proofErr w:type="spellEnd"/>
+      <w:r>
+        <w:rPr>
+          <w:rFonts w:ascii="Calibri" w:eastAsiaTheme="minorEastAsia" w:hAnsi="Calibri" w:cstheme="minorBidi"/>
+          <w:b w:val="0"/>
+          <w:bCs w:val="0"/>
+          <w:color w:val="auto"/>
+          <w:sz w:val="22"/>
+          <w:szCs w:val="22"/>
+        </w:rPr>
+        <w:t xml:space="preserve">, </w:t>
+      </w:r>
+      <w:proofErr w:type="spellStart"/>
+      <w:r>
+        <w:rPr>
+          <w:rFonts w:ascii="Calibri" w:eastAsiaTheme="minorEastAsia" w:hAnsi="Calibri" w:cstheme="minorBidi"/>
+          <w:b w:val="0"/>
+          <w:bCs w:val="0"/>
+          <w:color w:val="auto"/>
+          <w:sz w:val="22"/>
+          <w:szCs w:val="22"/>
+        </w:rPr>
+        <w:t>Min_Purchase_Required</w:t>
+      </w:r>
+      <w:proofErr w:type="spellEnd"/>
+      <w:r>
+        <w:rPr>
+          <w:rFonts w:ascii="Calibri" w:eastAsiaTheme="minorEastAsia" w:hAnsi="Calibri" w:cstheme="minorBidi"/>
+          <w:b w:val="0"/>
+          <w:bCs w:val="0"/>
+          <w:color w:val="auto"/>
+          <w:sz w:val="22"/>
+          <w:szCs w:val="22"/>
+        </w:rPr>
+        <w:t xml:space="preserve">, </w:t>
+      </w:r>
+      <w:proofErr w:type="spellStart"/>
+      <w:r>
+        <w:rPr>
+          <w:rFonts w:ascii="Calibri" w:eastAsiaTheme="minorEastAsia" w:hAnsi="Calibri" w:cstheme="minorBidi"/>
+          <w:b w:val="0"/>
+          <w:bCs w:val="0"/>
+          <w:color w:val="auto"/>
+          <w:sz w:val="22"/>
+          <w:szCs w:val="22"/>
+        </w:rPr>
+        <w:t>Coupon_Category</w:t>
+      </w:r>
+      <w:proofErr w:type="spellEnd"/>
+      <w:r>
+        <w:rPr>
+          <w:rFonts w:ascii="Calibri" w:eastAsiaTheme="minorEastAsia" w:hAnsi="Calibri" w:cstheme="minorBidi"/>
+          <w:b w:val="0"/>
+          <w:bCs w:val="0"/>
+          <w:color w:val="auto"/>
+          <w:sz w:val="22"/>
+          <w:szCs w:val="22"/>
+        </w:rPr>
+        <w:t xml:space="preserve">, Redeemed), were compiled from a digital-coupon issuance and redemption log maintained in the format typical of a retail CRM / marketing-automation export. Each record represents one coupon issued to one customer along with the redemption outcome (Yes/No). The Google Forms responses and the coupon-log records were merged on a unique customer identifier into a single dataset of 10,000 records × 15 columns, combining self-reported customer attributes with coupon-design parameters so that the interaction between customer characteristics and coupon design could be </w:t>
+      </w:r>
+      <w:proofErr w:type="spellStart"/>
+      <w:r>
+        <w:rPr>
+          <w:rFonts w:ascii="Calibri" w:eastAsiaTheme="minorEastAsia" w:hAnsi="Calibri" w:cstheme="minorBidi"/>
+          <w:b w:val="0"/>
+          <w:bCs w:val="0"/>
+          <w:color w:val="auto"/>
+          <w:sz w:val="22"/>
+          <w:szCs w:val="22"/>
+        </w:rPr>
+        <w:t>analysed</w:t>
+      </w:r>
+      <w:proofErr w:type="spellEnd"/>
+      <w:r>
+        <w:rPr>
+          <w:rFonts w:ascii="Calibri" w:eastAsiaTheme="minorEastAsia" w:hAnsi="Calibri" w:cstheme="minorBidi"/>
+          <w:b w:val="0"/>
+          <w:bCs w:val="0"/>
+          <w:color w:val="auto"/>
+          <w:sz w:val="22"/>
+          <w:szCs w:val="22"/>
+        </w:rPr>
+        <w:t xml:space="preserve"> at scale.</w:t>
       </w:r>
     </w:p>
     <w:p>
@@ -256,7 +421,6 @@
         <w:pStyle w:val="Heading2"/>
       </w:pPr>
       <w:r>
-        <w:lastRenderedPageBreak/>
         <w:t>2.2 Dataset Attributes</w:t>
       </w:r>
     </w:p>
@@ -346,8 +510,13 @@
             <w:vAlign w:val="center"/>
           </w:tcPr>
           <w:p>
-            <w:r>
-              <w:t>Age_Group, Gender, Income</w:t>
+            <w:proofErr w:type="spellStart"/>
+            <w:r>
+              <w:t>Age_Group</w:t>
+            </w:r>
+            <w:proofErr w:type="spellEnd"/>
+            <w:r>
+              <w:t>, Gender, Income</w:t>
             </w:r>
           </w:p>
         </w:tc>
@@ -375,8 +544,13 @@
           </w:tcPr>
           <w:p>
             <w:r>
-              <w:t>Shopping behaviour</w:t>
-            </w:r>
+              <w:t xml:space="preserve">Shopping </w:t>
+            </w:r>
+            <w:proofErr w:type="spellStart"/>
+            <w:r>
+              <w:t>behaviour</w:t>
+            </w:r>
+            <w:proofErr w:type="spellEnd"/>
           </w:p>
         </w:tc>
         <w:tc>
@@ -386,9 +560,43 @@
             <w:vAlign w:val="center"/>
           </w:tcPr>
           <w:p>
-            <w:r>
-              <w:t>Purchase_Frequency, Years_Shopping, Avg_Purchase_Value, Loyalty_Member, Device_Used</w:t>
-            </w:r>
+            <w:proofErr w:type="spellStart"/>
+            <w:r>
+              <w:t>Purchase_Frequency</w:t>
+            </w:r>
+            <w:proofErr w:type="spellEnd"/>
+            <w:r>
+              <w:t xml:space="preserve">, </w:t>
+            </w:r>
+            <w:proofErr w:type="spellStart"/>
+            <w:r>
+              <w:t>Years_Shopping</w:t>
+            </w:r>
+            <w:proofErr w:type="spellEnd"/>
+            <w:r>
+              <w:t xml:space="preserve">, </w:t>
+            </w:r>
+            <w:proofErr w:type="spellStart"/>
+            <w:r>
+              <w:t>Avg_Purchase_Value</w:t>
+            </w:r>
+            <w:proofErr w:type="spellEnd"/>
+            <w:r>
+              <w:t xml:space="preserve">, </w:t>
+            </w:r>
+            <w:proofErr w:type="spellStart"/>
+            <w:r>
+              <w:t>Loyalty_Member</w:t>
+            </w:r>
+            <w:proofErr w:type="spellEnd"/>
+            <w:r>
+              <w:t xml:space="preserve">, </w:t>
+            </w:r>
+            <w:proofErr w:type="spellStart"/>
+            <w:r>
+              <w:t>Device_Used</w:t>
+            </w:r>
+            <w:proofErr w:type="spellEnd"/>
           </w:p>
         </w:tc>
         <w:tc>
@@ -426,8 +634,29 @@
           </w:tcPr>
           <w:p>
             <w:r>
-              <w:t>Discount_%, Validity_Days, Min_Purchase_Required, Coupon_Category</w:t>
-            </w:r>
+              <w:t xml:space="preserve">Discount_%, </w:t>
+            </w:r>
+            <w:proofErr w:type="spellStart"/>
+            <w:r>
+              <w:t>Validity_Days</w:t>
+            </w:r>
+            <w:proofErr w:type="spellEnd"/>
+            <w:r>
+              <w:t xml:space="preserve">, </w:t>
+            </w:r>
+            <w:proofErr w:type="spellStart"/>
+            <w:r>
+              <w:t>Min_Purchase_Required</w:t>
+            </w:r>
+            <w:proofErr w:type="spellEnd"/>
+            <w:r>
+              <w:t xml:space="preserve">, </w:t>
+            </w:r>
+            <w:proofErr w:type="spellStart"/>
+            <w:r>
+              <w:t>Coupon_Category</w:t>
+            </w:r>
+            <w:proofErr w:type="spellEnd"/>
           </w:p>
         </w:tc>
         <w:tc>
@@ -478,8 +707,13 @@
           </w:tcPr>
           <w:p>
             <w:r>
-              <w:t>Alignment with Coupon_Category</w:t>
-            </w:r>
+              <w:t xml:space="preserve">Alignment with </w:t>
+            </w:r>
+            <w:proofErr w:type="spellStart"/>
+            <w:r>
+              <w:t>Coupon_Category</w:t>
+            </w:r>
+            <w:proofErr w:type="spellEnd"/>
           </w:p>
         </w:tc>
       </w:tr>
@@ -545,7 +779,79 @@
         <w:spacing w:after="80"/>
       </w:pPr>
       <w:r>
-        <w:t>Missing values: categorical fields (Age_Group, Gender, Income, Purchase_Frequency, Loyalty_Member, Years_Shopping, Device_Used, Preferred_Category, Coupon_Category) were imputed with the column mode; numeric fields (Avg_Purchase_Value, Discount_%, Validity_Days, Min_Purchase_Required) were imputed with the column median.</w:t>
+        <w:t>Missing values: categorical fields (</w:t>
+      </w:r>
+      <w:proofErr w:type="spellStart"/>
+      <w:r>
+        <w:t>Age_Group</w:t>
+      </w:r>
+      <w:proofErr w:type="spellEnd"/>
+      <w:r>
+        <w:t xml:space="preserve">, Gender, Income, </w:t>
+      </w:r>
+      <w:proofErr w:type="spellStart"/>
+      <w:r>
+        <w:t>Purchase_Frequency</w:t>
+      </w:r>
+      <w:proofErr w:type="spellEnd"/>
+      <w:r>
+        <w:t xml:space="preserve">, </w:t>
+      </w:r>
+      <w:proofErr w:type="spellStart"/>
+      <w:r>
+        <w:t>Loyalty_Member</w:t>
+      </w:r>
+      <w:proofErr w:type="spellEnd"/>
+      <w:r>
+        <w:t xml:space="preserve">, </w:t>
+      </w:r>
+      <w:proofErr w:type="spellStart"/>
+      <w:r>
+        <w:t>Years_Shopping</w:t>
+      </w:r>
+      <w:proofErr w:type="spellEnd"/>
+      <w:r>
+        <w:t xml:space="preserve">, </w:t>
+      </w:r>
+      <w:proofErr w:type="spellStart"/>
+      <w:r>
+        <w:t>Device_Used</w:t>
+      </w:r>
+      <w:proofErr w:type="spellEnd"/>
+      <w:r>
+        <w:t xml:space="preserve">, Preferred_Category, </w:t>
+      </w:r>
+      <w:proofErr w:type="spellStart"/>
+      <w:r>
+        <w:t>Coupon_Category</w:t>
+      </w:r>
+      <w:proofErr w:type="spellEnd"/>
+      <w:r>
+        <w:t>) were imputed with the column mode; numeric fields (</w:t>
+      </w:r>
+      <w:proofErr w:type="spellStart"/>
+      <w:r>
+        <w:t>Avg_Purchase_Value</w:t>
+      </w:r>
+      <w:proofErr w:type="spellEnd"/>
+      <w:r>
+        <w:t xml:space="preserve">, Discount_%, </w:t>
+      </w:r>
+      <w:proofErr w:type="spellStart"/>
+      <w:r>
+        <w:t>Validity_Days</w:t>
+      </w:r>
+      <w:proofErr w:type="spellEnd"/>
+      <w:r>
+        <w:t xml:space="preserve">, </w:t>
+      </w:r>
+      <w:proofErr w:type="spellStart"/>
+      <w:r>
+        <w:t>Min_Purchase_Required</w:t>
+      </w:r>
+      <w:proofErr w:type="spellEnd"/>
+      <w:r>
+        <w:t>) were imputed with the column median.</w:t>
       </w:r>
     </w:p>
     <w:p>
@@ -554,7 +860,15 @@
         <w:spacing w:after="80"/>
       </w:pPr>
       <w:r>
-        <w:t>Category standardisation: inconsistent text such as 'male' / 'Male' / 'M', 'mobile' / 'Mobile' / 'MOBILE', and 'weekly' / 'Every week' were mapped to single canonical labels; all category columns were converted to consistent title case.</w:t>
+        <w:t xml:space="preserve">Category </w:t>
+      </w:r>
+      <w:proofErr w:type="spellStart"/>
+      <w:r>
+        <w:t>standardisation</w:t>
+      </w:r>
+      <w:proofErr w:type="spellEnd"/>
+      <w:r>
+        <w:t>: inconsistent text such as 'male' / 'Male' / 'M', 'mobile' / 'Mobile' / 'MOBILE', and 'weekly' / 'Every week' were mapped to single canonical labels; all category columns were converted to consistent title case.</w:t>
       </w:r>
     </w:p>
     <w:p>
@@ -563,7 +877,31 @@
         <w:spacing w:after="80"/>
       </w:pPr>
       <w:r>
-        <w:t>Outlier and invalid-value removal: records were dropped where Discount_% fell outside 1–99%, Validity_Days was non-positive or unrealistically long, Min_Purchase_Required was negative or implausibly high, or Avg_Purchase_Value was non-positive or implausibly high.</w:t>
+        <w:t xml:space="preserve">Outlier and invalid-value removal: records were dropped where Discount_% fell outside 1–99%, </w:t>
+      </w:r>
+      <w:proofErr w:type="spellStart"/>
+      <w:r>
+        <w:t>Validity_Days</w:t>
+      </w:r>
+      <w:proofErr w:type="spellEnd"/>
+      <w:r>
+        <w:t xml:space="preserve"> was non-positive or unrealistically long, </w:t>
+      </w:r>
+      <w:proofErr w:type="spellStart"/>
+      <w:r>
+        <w:t>Min_Purchase_Required</w:t>
+      </w:r>
+      <w:proofErr w:type="spellEnd"/>
+      <w:r>
+        <w:t xml:space="preserve"> was negative or implausibly high, or </w:t>
+      </w:r>
+      <w:proofErr w:type="spellStart"/>
+      <w:r>
+        <w:t>Avg_Purchase_Value</w:t>
+      </w:r>
+      <w:proofErr w:type="spellEnd"/>
+      <w:r>
+        <w:t xml:space="preserve"> was non-positive or implausibly high.</w:t>
       </w:r>
     </w:p>
     <w:p>
@@ -572,6 +910,7 @@
         <w:spacing w:after="80"/>
       </w:pPr>
       <w:r>
+        <w:lastRenderedPageBreak/>
         <w:t>The cleaned dataset was then used for all exploratory analysis, correlation analysis and predictive modelling described below.</w:t>
       </w:r>
     </w:p>
@@ -697,9 +1036,11 @@
             <w:vAlign w:val="center"/>
           </w:tcPr>
           <w:p>
+            <w:proofErr w:type="spellStart"/>
             <w:r>
               <w:t>Validity_Days</w:t>
             </w:r>
+            <w:proofErr w:type="spellEnd"/>
           </w:p>
         </w:tc>
         <w:tc>
@@ -725,9 +1066,11 @@
             <w:vAlign w:val="center"/>
           </w:tcPr>
           <w:p>
+            <w:proofErr w:type="spellStart"/>
             <w:r>
               <w:t>Age_Group</w:t>
             </w:r>
+            <w:proofErr w:type="spellEnd"/>
           </w:p>
         </w:tc>
         <w:tc>
@@ -750,8 +1093,13 @@
         <w:pStyle w:val="Heading2"/>
       </w:pPr>
       <w:r>
-        <w:t>3.3 Exploratory Visualisations</w:t>
-      </w:r>
+        <w:t xml:space="preserve">3.3 Exploratory </w:t>
+      </w:r>
+      <w:proofErr w:type="spellStart"/>
+      <w:r>
+        <w:t>Visualisations</w:t>
+      </w:r>
+      <w:proofErr w:type="spellEnd"/>
     </w:p>
     <w:p>
       <w:pPr>
@@ -759,7 +1107,15 @@
         <w:jc w:val="both"/>
       </w:pPr>
       <w:r>
-        <w:t>The following charts summarise the univariate and bivariate patterns in the cleaned dataset.</w:t>
+        <w:t xml:space="preserve">The following charts </w:t>
+      </w:r>
+      <w:proofErr w:type="spellStart"/>
+      <w:r>
+        <w:t>summarise</w:t>
+      </w:r>
+      <w:proofErr w:type="spellEnd"/>
+      <w:r>
+        <w:t xml:space="preserve"> the univariate and bivariate patterns in the cleaned dataset.</w:t>
       </w:r>
     </w:p>
     <w:p>
@@ -774,7 +1130,6 @@
         <w:rPr>
           <w:noProof/>
         </w:rPr>
-        <w:lastRenderedPageBreak/>
         <w:drawing>
           <wp:inline distT="0" distB="0" distL="0" distR="0" wp14:anchorId="7A0A9EB9" wp14:editId="3D635060">
             <wp:extent cx="6309360" cy="3905885"/>
@@ -849,6 +1204,7 @@
         <w:rPr>
           <w:noProof/>
         </w:rPr>
+        <w:lastRenderedPageBreak/>
         <w:drawing>
           <wp:inline distT="0" distB="0" distL="0" distR="0" wp14:anchorId="4C76D832" wp14:editId="4DF822FF">
             <wp:extent cx="6309360" cy="3905885"/>
@@ -923,7 +1279,6 @@
         <w:rPr>
           <w:noProof/>
         </w:rPr>
-        <w:lastRenderedPageBreak/>
         <w:drawing>
           <wp:inline distT="0" distB="0" distL="0" distR="0" wp14:anchorId="7CBE3A48" wp14:editId="38307FE4">
             <wp:extent cx="6309360" cy="3905885"/>
@@ -998,6 +1353,7 @@
         <w:rPr>
           <w:noProof/>
         </w:rPr>
+        <w:lastRenderedPageBreak/>
         <w:drawing>
           <wp:inline distT="0" distB="0" distL="0" distR="0" wp14:anchorId="48A95991" wp14:editId="43E27A1D">
             <wp:extent cx="6309360" cy="3913505"/>
@@ -1072,7 +1428,6 @@
         <w:rPr>
           <w:noProof/>
         </w:rPr>
-        <w:lastRenderedPageBreak/>
         <w:drawing>
           <wp:inline distT="0" distB="0" distL="0" distR="0" wp14:anchorId="7B529ADF" wp14:editId="1BAB2AE4">
             <wp:extent cx="6309360" cy="3754120"/>
@@ -1147,6 +1502,7 @@
         <w:rPr>
           <w:noProof/>
         </w:rPr>
+        <w:lastRenderedPageBreak/>
         <w:drawing>
           <wp:inline distT="0" distB="0" distL="0" distR="0" wp14:anchorId="229D938C" wp14:editId="3B4C1D8C">
             <wp:extent cx="6309360" cy="3760470"/>
@@ -1221,7 +1577,6 @@
         <w:rPr>
           <w:noProof/>
         </w:rPr>
-        <w:lastRenderedPageBreak/>
         <w:drawing>
           <wp:inline distT="0" distB="0" distL="0" distR="0" wp14:anchorId="23B75B71" wp14:editId="25F3D4BF">
             <wp:extent cx="6309360" cy="3754120"/>
@@ -1296,6 +1651,7 @@
         <w:rPr>
           <w:noProof/>
         </w:rPr>
+        <w:lastRenderedPageBreak/>
         <w:drawing>
           <wp:inline distT="0" distB="0" distL="0" distR="0" wp14:anchorId="653441D6" wp14:editId="15E6643D">
             <wp:extent cx="4083113" cy="3615181"/>
@@ -1363,7 +1719,6 @@
         <w:pStyle w:val="Heading1"/>
       </w:pPr>
       <w:r>
-        <w:lastRenderedPageBreak/>
         <w:t>4. Analytics Method and Implementation</w:t>
       </w:r>
     </w:p>
@@ -1381,10 +1736,39 @@
         <w:jc w:val="both"/>
       </w:pPr>
       <w:r>
-        <w:t>Pearson correlation was computed among the four numerical coupon-design variables — Discount_%, Validity_Days, Min_Purchase_Required and Avg_Purchase_Value (Figure 8). All pairwise correlations fall between -0.03 and 0.01, meaning these variables are not collinear. This is useful for modelling, since each numeric feature contributes distinct, non-redundant information rather than duplicating another variable's signal — but it also means that no single numeric coupon-design variable can be relied on as a sim</w:t>
-      </w:r>
-      <w:r>
-        <w:t>ple proxy for redemption behaviour on its own.</w:t>
+        <w:t xml:space="preserve">Pearson correlation was computed among the four numerical coupon-design variables — Discount_%, </w:t>
+      </w:r>
+      <w:proofErr w:type="spellStart"/>
+      <w:r>
+        <w:t>Validity_Days</w:t>
+      </w:r>
+      <w:proofErr w:type="spellEnd"/>
+      <w:r>
+        <w:t xml:space="preserve">, </w:t>
+      </w:r>
+      <w:proofErr w:type="spellStart"/>
+      <w:r>
+        <w:t>Min_Purchase_Required</w:t>
+      </w:r>
+      <w:proofErr w:type="spellEnd"/>
+      <w:r>
+        <w:t xml:space="preserve"> and </w:t>
+      </w:r>
+      <w:proofErr w:type="spellStart"/>
+      <w:r>
+        <w:t>Avg_Purchase_Value</w:t>
+      </w:r>
+      <w:proofErr w:type="spellEnd"/>
+      <w:r>
+        <w:t xml:space="preserve"> (Figure 8). All pairwise correlations fall between -0.03 and 0.01, meaning these variables are not collinear. This is useful for modelling, since each numeric feature contributes distinct, non-redundant information rather than duplicating another variable's signal — but it also means that no single numeric coupon-design variable can be relied on as a simple proxy for redemption </w:t>
+      </w:r>
+      <w:proofErr w:type="spellStart"/>
+      <w:r>
+        <w:t>behaviour</w:t>
+      </w:r>
+      <w:proofErr w:type="spellEnd"/>
+      <w:r>
+        <w:t xml:space="preserve"> on its own.</w:t>
       </w:r>
     </w:p>
     <w:p>
@@ -1687,7 +2071,11 @@
           </w:tcPr>
           <w:p>
             <w:r>
-              <w:t>Support Vector Machine</w:t>
+              <w:t xml:space="preserve">Support Vector </w:t>
+            </w:r>
+            <w:r>
+              <w:lastRenderedPageBreak/>
+              <w:t>Machine</w:t>
             </w:r>
           </w:p>
         </w:tc>
@@ -1698,6 +2086,7 @@
           </w:tcPr>
           <w:p>
             <w:r>
+              <w:lastRenderedPageBreak/>
               <w:t>0.591</w:t>
             </w:r>
           </w:p>
@@ -1764,10 +2153,7 @@
         <w:jc w:val="both"/>
       </w:pPr>
       <w:r>
-        <w:t>Logistic Regression and the Support Vector Machine both defaulted to predicting the majority class ('Not Redeemed') for every test case, giving an accuracy that simply mirrors the 59.1% base rate but zero precision and recall for the 'Redeemed' class — in other words, these two models learned nothing useful about who redeems. Random Forest was the only model to produce non-trivial predictions for the minority class (Precision 0.453, Recall 0.171) and achieved the highest ROC-AUC of the three (0.533). Even s</w:t>
-      </w:r>
-      <w:r>
-        <w:t>o, an ROC-AUC close to 0.5 indicates only marginally better than chance discrimination overall, so the trained classifiers should be read as an exploratory ranking of relevant factors rather than as production-ready redemption scorers.</w:t>
+        <w:t>Logistic Regression and the Support Vector Machine both defaulted to predicting the majority class ('Not Redeemed') for every test case, giving an accuracy that simply mirrors the 59.1% base rate but zero precision and recall for the 'Redeemed' class — in other words, these two models learned nothing useful about who redeems. Random Forest was the only model to produce non-trivial predictions for the minority class (Precision 0.453, Recall 0.171) and achieved the highest ROC-AUC of the three (0.533). Even so, an ROC-AUC close to 0.5 indicates only marginally better than chance discrimination overall, so the trained classifiers should be read as an exploratory ranking of relevant factors rather than as production-ready redemption scorers.</w:t>
       </w:r>
     </w:p>
     <w:p>
@@ -1961,9 +2347,11 @@
             <w:vAlign w:val="center"/>
           </w:tcPr>
           <w:p>
+            <w:proofErr w:type="spellStart"/>
             <w:r>
               <w:t>Avg_Purchase_Value</w:t>
             </w:r>
+            <w:proofErr w:type="spellEnd"/>
           </w:p>
         </w:tc>
         <w:tc>
@@ -2001,9 +2389,11 @@
             <w:vAlign w:val="center"/>
           </w:tcPr>
           <w:p>
+            <w:proofErr w:type="spellStart"/>
             <w:r>
               <w:t>Age_Group</w:t>
             </w:r>
+            <w:proofErr w:type="spellEnd"/>
           </w:p>
         </w:tc>
         <w:tc>
@@ -2040,9 +2430,11 @@
             <w:vAlign w:val="center"/>
           </w:tcPr>
           <w:p>
+            <w:proofErr w:type="spellStart"/>
             <w:r>
               <w:t>Coupon_Category</w:t>
             </w:r>
+            <w:proofErr w:type="spellEnd"/>
           </w:p>
         </w:tc>
         <w:tc>
@@ -2109,7 +2501,6 @@
           </w:tcPr>
           <w:p>
             <w:r>
-              <w:lastRenderedPageBreak/>
               <w:t>7</w:t>
             </w:r>
           </w:p>
@@ -2120,9 +2511,11 @@
             <w:vAlign w:val="center"/>
           </w:tcPr>
           <w:p>
+            <w:proofErr w:type="spellStart"/>
             <w:r>
               <w:t>Purchase_Frequency</w:t>
             </w:r>
+            <w:proofErr w:type="spellEnd"/>
           </w:p>
         </w:tc>
         <w:tc>
@@ -2160,9 +2553,11 @@
             <w:vAlign w:val="center"/>
           </w:tcPr>
           <w:p>
+            <w:proofErr w:type="spellStart"/>
             <w:r>
               <w:t>Min_Purchase_Required</w:t>
             </w:r>
+            <w:proofErr w:type="spellEnd"/>
           </w:p>
         </w:tc>
         <w:tc>
@@ -2199,9 +2594,11 @@
             <w:vAlign w:val="center"/>
           </w:tcPr>
           <w:p>
+            <w:proofErr w:type="spellStart"/>
             <w:r>
               <w:t>Validity_Days</w:t>
             </w:r>
+            <w:proofErr w:type="spellEnd"/>
           </w:p>
         </w:tc>
         <w:tc>
@@ -2239,9 +2636,11 @@
             <w:vAlign w:val="center"/>
           </w:tcPr>
           <w:p>
+            <w:proofErr w:type="spellStart"/>
             <w:r>
               <w:t>Years_Shopping</w:t>
             </w:r>
+            <w:proofErr w:type="spellEnd"/>
           </w:p>
         </w:tc>
         <w:tc>
@@ -2265,7 +2664,23 @@
         <w:jc w:val="both"/>
       </w:pPr>
       <w:r>
-        <w:t>Discount depth, customer income and average purchase value emerge as the three strongest signals, ahead of demographic and coupon-design variables such as age group, category alignment and validity period. Device_Used, Loyalty_Member and Gender rank lowest, suggesting these fields carry comparatively little standalone information about whether a coupon will be redeemed.</w:t>
+        <w:t xml:space="preserve">Discount depth, customer income and average purchase value emerge as the three strongest signals, ahead of demographic and coupon-design variables such as age group, category alignment and validity period. </w:t>
+      </w:r>
+      <w:proofErr w:type="spellStart"/>
+      <w:r>
+        <w:t>Device_Used</w:t>
+      </w:r>
+      <w:proofErr w:type="spellEnd"/>
+      <w:r>
+        <w:t xml:space="preserve">, </w:t>
+      </w:r>
+      <w:proofErr w:type="spellStart"/>
+      <w:r>
+        <w:t>Loyalty_Member</w:t>
+      </w:r>
+      <w:proofErr w:type="spellEnd"/>
+      <w:r>
+        <w:t xml:space="preserve"> and Gender rank lowest, suggesting these fields carry comparatively little standalone information about whether a coupon will be redeemed.</w:t>
       </w:r>
     </w:p>
     <w:p>
@@ -2378,7 +2793,15 @@
           </w:tcPr>
           <w:p>
             <w:r>
-              <w:t>Langen &amp; Huber (2023), PLoS ONE</w:t>
+              <w:t xml:space="preserve">Langen &amp; Huber (2023), </w:t>
+            </w:r>
+            <w:proofErr w:type="spellStart"/>
+            <w:r>
+              <w:t>PLoS</w:t>
+            </w:r>
+            <w:proofErr w:type="spellEnd"/>
+            <w:r>
+              <w:t xml:space="preserve"> ONE</w:t>
             </w:r>
           </w:p>
         </w:tc>
@@ -2389,7 +2812,11 @@
           </w:tcPr>
           <w:p>
             <w:r>
-              <w:t>Causal machine learning (double ML / causal forest) on a real coupon campaign</w:t>
+              <w:t xml:space="preserve">Causal machine learning (double ML / causal forest) on a real coupon </w:t>
+            </w:r>
+            <w:r>
+              <w:lastRenderedPageBreak/>
+              <w:t>campaign</w:t>
             </w:r>
           </w:p>
         </w:tc>
@@ -2400,7 +2827,12 @@
           </w:tcPr>
           <w:p>
             <w:r>
-              <w:t>Estimates heterogeneous treatment effects of discount depth across customers, improving targeting beyond a uniform campaign</w:t>
+              <w:lastRenderedPageBreak/>
+              <w:t xml:space="preserve">Estimates heterogeneous treatment effects of </w:t>
+            </w:r>
+            <w:r>
+              <w:lastRenderedPageBreak/>
+              <w:t>discount depth across customers, improving targeting beyond a uniform campaign</w:t>
             </w:r>
           </w:p>
         </w:tc>
@@ -2411,7 +2843,12 @@
           </w:tcPr>
           <w:p>
             <w:r>
-              <w:t>This study uses standard supervised classification (RF/LR/SVM) to rank associative factors rather than estimate causal treatment effects — a natural extension for future work</w:t>
+              <w:lastRenderedPageBreak/>
+              <w:t xml:space="preserve">This study uses standard supervised classification (RF/LR/SVM) to rank </w:t>
+            </w:r>
+            <w:r>
+              <w:lastRenderedPageBreak/>
+              <w:t>associative factors rather than estimate causal treatment effects — a natural extension for future work</w:t>
             </w:r>
           </w:p>
         </w:tc>
@@ -2428,6 +2865,7 @@
           </w:tcPr>
           <w:p>
             <w:r>
+              <w:lastRenderedPageBreak/>
               <w:t>Ram, Pandey &amp; Persis (2024), Technological Forecasting and Social Change</w:t>
             </w:r>
           </w:p>
@@ -2451,8 +2889,13 @@
             <w:vAlign w:val="center"/>
           </w:tcPr>
           <w:p>
-            <w:r>
-              <w:t>Behavioural and social factors materially shift redemption likelihood in a domain-specific setting</w:t>
+            <w:proofErr w:type="spellStart"/>
+            <w:r>
+              <w:t>Behavioural</w:t>
+            </w:r>
+            <w:proofErr w:type="spellEnd"/>
+            <w:r>
+              <w:t xml:space="preserve"> and social factors materially shift redemption likelihood in a domain-specific setting</w:t>
             </w:r>
           </w:p>
         </w:tc>
@@ -2464,7 +2907,31 @@
           </w:tcPr>
           <w:p>
             <w:r>
-              <w:t>Confirms that behavioural variables (here, Purchase_Frequency, Years_Shopping) matter alongside coupon-design variables, consistent with this study's mid-tier importance scores for those features</w:t>
+              <w:t xml:space="preserve">Confirms that </w:t>
+            </w:r>
+            <w:proofErr w:type="spellStart"/>
+            <w:r>
+              <w:t>behavioural</w:t>
+            </w:r>
+            <w:proofErr w:type="spellEnd"/>
+            <w:r>
+              <w:t xml:space="preserve"> variables (here, </w:t>
+            </w:r>
+            <w:proofErr w:type="spellStart"/>
+            <w:r>
+              <w:t>Purchase_Frequency</w:t>
+            </w:r>
+            <w:proofErr w:type="spellEnd"/>
+            <w:r>
+              <w:t xml:space="preserve">, </w:t>
+            </w:r>
+            <w:proofErr w:type="spellStart"/>
+            <w:r>
+              <w:t>Years_Shopping</w:t>
+            </w:r>
+            <w:proofErr w:type="spellEnd"/>
+            <w:r>
+              <w:t>) matter alongside coupon-design variables, consistent with this study's mid-tier importance scores for those features</w:t>
             </w:r>
           </w:p>
         </w:tc>
@@ -2513,11 +2980,7 @@
           </w:tcPr>
           <w:p>
             <w:r>
-              <w:t xml:space="preserve">This case study's Accuracy (~58–59%) and ROC-AUC (~0.5–0.53) are far lower, reflecting a much smaller dataset and fewer contextual features (e.g., no time, location or passenger-context variables); the gap highlights room to improve with richer feature engineering and </w:t>
-            </w:r>
-            <w:r>
-              <w:lastRenderedPageBreak/>
-              <w:t>more data</w:t>
+              <w:t>This case study's Accuracy (~58–59%) and ROC-AUC (~0.5–0.53) are far lower, reflecting a much smaller dataset and fewer contextual features (e.g., no time, location or passenger-context variables); the gap highlights room to improve with richer feature engineering and more data</w:t>
             </w:r>
           </w:p>
         </w:tc>
@@ -2534,7 +2997,6 @@
           </w:tcPr>
           <w:p>
             <w:r>
-              <w:lastRenderedPageBreak/>
               <w:t>Bawa, Srinivasan &amp; Srivastava (1997), Journal of Marketing Research</w:t>
             </w:r>
           </w:p>
@@ -2571,7 +3033,23 @@
           </w:tcPr>
           <w:p>
             <w:r>
-              <w:t>Provides the conceptual basis for treating Discount_% and Loyalty_Member as key drivers; this study operationalises the same idea with modern ML classifiers and confirms Discount_% as the top-ranked feature</w:t>
+              <w:t xml:space="preserve">Provides the conceptual basis for treating Discount_% and </w:t>
+            </w:r>
+            <w:proofErr w:type="spellStart"/>
+            <w:r>
+              <w:t>Loyalty_Member</w:t>
+            </w:r>
+            <w:proofErr w:type="spellEnd"/>
+            <w:r>
+              <w:t xml:space="preserve"> as key drivers; this study </w:t>
+            </w:r>
+            <w:proofErr w:type="spellStart"/>
+            <w:r>
+              <w:t>operationalises</w:t>
+            </w:r>
+            <w:proofErr w:type="spellEnd"/>
+            <w:r>
+              <w:t xml:space="preserve"> the same idea with modern ML classifiers and confirms Discount_% as the top-ranked feature</w:t>
             </w:r>
           </w:p>
         </w:tc>
@@ -2627,6 +3105,7 @@
         <w:spacing w:after="80"/>
       </w:pPr>
       <w:r>
+        <w:lastRenderedPageBreak/>
         <w:t>Coupon category and purchase frequency show only moderate importance and fairly similar redemption rates across their sub-groups, suggesting category alone is not a strong lever unless paired with the customer's preferred category.</w:t>
       </w:r>
     </w:p>
@@ -2645,7 +3124,15 @@
         <w:spacing w:after="80"/>
       </w:pPr>
       <w:r>
-        <w:t>Random Forest is the only model of the three that meaningfully distinguishes redeemers from non-redeemers, though its ROC-AUC of 0.533 shows there is substantial room for improvement with more data or additional behavioural features.</w:t>
+        <w:t xml:space="preserve">Random Forest is the only model of the three that meaningfully distinguishes redeemers from non-redeemers, though its ROC-AUC of 0.533 shows there is substantial room for improvement with more data or additional </w:t>
+      </w:r>
+      <w:proofErr w:type="spellStart"/>
+      <w:r>
+        <w:t>behavioural</w:t>
+      </w:r>
+      <w:proofErr w:type="spellEnd"/>
+      <w:r>
+        <w:t xml:space="preserve"> features.</w:t>
       </w:r>
     </w:p>
     <w:p>
@@ -2771,7 +3258,15 @@
           </w:tcPr>
           <w:p>
             <w:r>
-              <w:t>Income and Avg_Purchase_Value rank 2nd and 3rd</w:t>
+              <w:t xml:space="preserve">Income and </w:t>
+            </w:r>
+            <w:proofErr w:type="spellStart"/>
+            <w:r>
+              <w:t>Avg_Purchase_Value</w:t>
+            </w:r>
+            <w:proofErr w:type="spellEnd"/>
+            <w:r>
+              <w:t xml:space="preserve"> rank 2nd and 3rd</w:t>
             </w:r>
           </w:p>
         </w:tc>
@@ -2821,8 +3316,13 @@
             <w:vAlign w:val="center"/>
           </w:tcPr>
           <w:p>
-            <w:r>
-              <w:t>Prioritise this segment in campaign volume and A/B test category-specific offers for it</w:t>
+            <w:proofErr w:type="spellStart"/>
+            <w:r>
+              <w:t>Prioritise</w:t>
+            </w:r>
+            <w:proofErr w:type="spellEnd"/>
+            <w:r>
+              <w:t xml:space="preserve"> this segment in campaign volume and A/B test category-specific offers for it</w:t>
             </w:r>
           </w:p>
         </w:tc>
@@ -2849,8 +3349,13 @@
             <w:vAlign w:val="center"/>
           </w:tcPr>
           <w:p>
-            <w:r>
-              <w:t>Coupon_Category and Preferred_Category both rank mid-tier</w:t>
+            <w:proofErr w:type="spellStart"/>
+            <w:r>
+              <w:t>Coupon_Category</w:t>
+            </w:r>
+            <w:proofErr w:type="spellEnd"/>
+            <w:r>
+              <w:t xml:space="preserve"> and Preferred_Category both rank mid-tier</w:t>
             </w:r>
           </w:p>
         </w:tc>
@@ -2862,11 +3367,7 @@
           </w:tcPr>
           <w:p>
             <w:r>
-              <w:t xml:space="preserve">Route coupons to match each customer's stated preferred category instead of issuing generic </w:t>
-            </w:r>
-            <w:r>
-              <w:lastRenderedPageBreak/>
-              <w:t>category coupons</w:t>
+              <w:t>Route coupons to match each customer's stated preferred category instead of issuing generic category coupons</w:t>
             </w:r>
           </w:p>
         </w:tc>
@@ -2878,7 +3379,6 @@
           </w:tcPr>
           <w:p>
             <w:r>
-              <w:lastRenderedPageBreak/>
               <w:t>Improves relevance without needing a deeper discount</w:t>
             </w:r>
           </w:p>
@@ -2906,7 +3406,15 @@
           </w:tcPr>
           <w:p>
             <w:r>
-              <w:t>Capture additional behavioural signals (past redemption history, channel, send time) and rebalance the training data before deploying a scoring model</w:t>
+              <w:t xml:space="preserve">Capture additional </w:t>
+            </w:r>
+            <w:proofErr w:type="spellStart"/>
+            <w:r>
+              <w:t>behavioural</w:t>
+            </w:r>
+            <w:proofErr w:type="spellEnd"/>
+            <w:r>
+              <w:t xml:space="preserve"> signals (past redemption history, channel, send time) and rebalance the training data before deploying a scoring model</w:t>
             </w:r>
           </w:p>
         </w:tc>
@@ -2938,10 +3446,23 @@
         <w:jc w:val="both"/>
       </w:pPr>
       <w:r>
-        <w:t>A practical next step is a lightweight 'coupon-fit scoring' add-on inside the existing CRM/marketing-automation tool. Before a campaign is sent, each customer-coupon pairing would receive a relative fit score derived from Discount_%, Income, Avg_Purchase_Value, Age_Group and category alignment; marketers could then choose to route higher discounts only to pairings above a chosen score threshold. Given the current model's modest discriminative power, this should be positioned as a decision-support ranking to</w:t>
-      </w:r>
-      <w:r>
-        <w:t>ol that is refined over successive campaigns, not a fully automated targeting system.</w:t>
+        <w:t xml:space="preserve">A practical next step is a lightweight 'coupon-fit scoring' add-on inside the existing CRM/marketing-automation tool. Before a campaign is sent, each customer-coupon pairing would receive a relative fit score derived from Discount_%, Income, </w:t>
+      </w:r>
+      <w:proofErr w:type="spellStart"/>
+      <w:r>
+        <w:t>Avg_Purchase_Value</w:t>
+      </w:r>
+      <w:proofErr w:type="spellEnd"/>
+      <w:r>
+        <w:t xml:space="preserve">, </w:t>
+      </w:r>
+      <w:proofErr w:type="spellStart"/>
+      <w:r>
+        <w:t>Age_Group</w:t>
+      </w:r>
+      <w:proofErr w:type="spellEnd"/>
+      <w:r>
+        <w:t xml:space="preserve"> and category alignment; marketers could then choose to route higher discounts only to pairings above a chosen score threshold. Given the current model's modest discriminative power, this should be positioned as a decision-support ranking tool that is refined over successive campaigns, not a fully automated targeting system.</w:t>
       </w:r>
     </w:p>
     <w:p>
@@ -2958,10 +3479,11 @@
         <w:jc w:val="both"/>
       </w:pPr>
       <w:r>
-        <w:t>This case study shows how a raw, imperfect digital-coupon dataset — with missing values, inconsistent category labels and invalid numeric entries — can be cleaned and turned into actionable business analytics. Exploratory analysis found a 40.9% overall redemption rate with discounts concentrated around 20–30% and validity periods concentrated around 10–30 days. Correlation analysis confirmed that the four numerical coupon-design variables are independent of each other, so they can be tuned separately in fut</w:t>
-      </w:r>
-      <w:r>
-        <w:t>ure campaigns.</w:t>
+        <w:t xml:space="preserve">This case study shows how a raw, imperfect digital-coupon dataset — with missing values, inconsistent category labels and invalid numeric entries — can be cleaned and turned into actionable business analytics. Exploratory analysis found a 40.9% overall redemption rate with discounts concentrated around 20–30% and </w:t>
+      </w:r>
+      <w:r>
+        <w:lastRenderedPageBreak/>
+        <w:t>validity periods concentrated around 10–30 days. Correlation analysis confirmed that the four numerical coupon-design variables are independent of each other, so they can be tuned separately in future campaigns.</w:t>
       </w:r>
     </w:p>
     <w:p>
@@ -2970,10 +3492,23 @@
         <w:jc w:val="both"/>
       </w:pPr>
       <w:r>
-        <w:t>Three classifiers were compared to predict redemption: Logistic Regression and the Support Vector Machine collapsed to the majority-class baseline, while Random Forest was the only model to produce a usable, if modest, ranking (ROC-AUC 0.533). Feature importance from the Random Forest model consistently points to Discount_%, Income and Avg_Purchase_Value as the strongest associative factors, ahead of demographic and pure coupon-design variables. The main business implication is that discount depth should be</w:t>
-      </w:r>
-      <w:r>
-        <w:t xml:space="preserve"> paired with customer spending power and category preference rather than applied uniformly, and that a larger, richer dataset — including behavioural history beyond what was captured here — would be needed before a redemption model could be trusted for automated, customer-level targeting.</w:t>
+        <w:t xml:space="preserve">Three classifiers were compared to predict redemption: Logistic Regression and the Support Vector Machine collapsed to the majority-class baseline, while Random Forest was the only model to produce a usable, if modest, ranking (ROC-AUC 0.533). Feature importance from the Random Forest model consistently points to Discount_%, Income and </w:t>
+      </w:r>
+      <w:proofErr w:type="spellStart"/>
+      <w:r>
+        <w:t>Avg_Purchase_Value</w:t>
+      </w:r>
+      <w:proofErr w:type="spellEnd"/>
+      <w:r>
+        <w:t xml:space="preserve"> as the strongest associative factors, ahead of demographic and pure coupon-design variables. The main business implication is that discount depth should be paired with customer spending power and category preference rather than applied uniformly, and that a larger, richer dataset — including </w:t>
+      </w:r>
+      <w:proofErr w:type="spellStart"/>
+      <w:r>
+        <w:t>behavioural</w:t>
+      </w:r>
+      <w:proofErr w:type="spellEnd"/>
+      <w:r>
+        <w:t xml:space="preserve"> history beyond what was captured here — would be needed before a redemption model could be trusted for automated, customer-level targeting.</w:t>
       </w:r>
     </w:p>
     <w:p>
@@ -2989,7 +3524,15 @@
         <w:spacing w:after="140"/>
       </w:pPr>
       <w:r>
-        <w:t>1. Langen, H., &amp; Huber, M. (2023). How causal machine learning can leverage marketing strategies: Assessing and improving the performance of a coupon campaign. PLoS ONE, 18(1), e0278937. https://doi.org/10.1371/journal.pone.0278937</w:t>
+        <w:t xml:space="preserve">1. Langen, H., &amp; Huber, M. (2023). How causal machine learning can leverage marketing strategies: Assessing and improving the performance of a coupon campaign. </w:t>
+      </w:r>
+      <w:proofErr w:type="spellStart"/>
+      <w:r>
+        <w:t>PLoS</w:t>
+      </w:r>
+      <w:proofErr w:type="spellEnd"/>
+      <w:r>
+        <w:t xml:space="preserve"> ONE, 18(1), e0278937. https://doi.org/10.1371/journal.pone.0278937</w:t>
       </w:r>
     </w:p>
     <w:p>
@@ -3283,7 +3826,7 @@
   <w:abstractNum w:abstractNumId="8" w15:restartNumberingAfterBreak="0">
     <w:nsid w:val="FFFFFF89"/>
     <w:multiLevelType w:val="singleLevel"/>
-    <w:tmpl w:val="29761A62"/>
+    <w:tmpl w:val="6610D1AA"/>
     <w:lvl w:ilvl="0">
       <w:start w:val="1"/>
       <w:numFmt w:val="bullet"/>
